--- a/docs/oncology_sparcs_report.docx
+++ b/docs/oncology_sparcs_report.docx
@@ -1392,28 +1392,16 @@
         <w:rPr>
           <w:vertAlign w:val="superscript"/>
         </w:rPr>
-        <w:t xml:space="preserve"> </w:t>
+        <w:t xml:space="preserve"> ,</w:t>
+      </w:r>
+      <w:r>
+        <w:t>¹⁰</w:t>
       </w:r>
       <w:r>
         <w:rPr>
           <w:vertAlign w:val="superscript"/>
         </w:rPr>
-        <w:t>,</w:t>
-      </w:r>
-      <w:r>
-        <w:t>¹⁰</w:t>
-      </w:r>
-      <w:r>
-        <w:rPr>
-          <w:vertAlign w:val="superscript"/>
-        </w:rPr>
-        <w:t xml:space="preserve"> </w:t>
-      </w:r>
-      <w:r>
-        <w:rPr>
-          <w:vertAlign w:val="superscript"/>
-        </w:rPr>
-        <w:t>,</w:t>
+        <w:t xml:space="preserve"> ,</w:t>
       </w:r>
       <w:r>
         <w:t>¹</w:t>
@@ -5386,6 +5374,51 @@
     </w:p>
     <w:p>
       <w:pPr>
+        <w:jc w:val="center"/>
+      </w:pPr>
+      <w:r>
+        <w:rPr>
+          <w:noProof/>
+        </w:rPr>
+        <w:drawing>
+          <wp:inline distT="0" distB="0" distL="0" distR="0" wp14:anchorId="1AA809BB" wp14:editId="3B8A0767">
+            <wp:extent cx="5486400" cy="3393697"/>
+            <wp:effectExtent l="0" t="0" r="0" b="0"/>
+            <wp:docPr id="10" name="Picture 10"/>
+            <wp:cNvGraphicFramePr>
+              <a:graphicFrameLocks xmlns:a="http://schemas.openxmlformats.org/drawingml/2006/main" noChangeAspect="1"/>
+            </wp:cNvGraphicFramePr>
+            <a:graphic xmlns:a="http://schemas.openxmlformats.org/drawingml/2006/main">
+              <a:graphicData uri="http://schemas.openxmlformats.org/drawingml/2006/picture">
+                <pic:pic xmlns:pic="http://schemas.openxmlformats.org/drawingml/2006/picture">
+                  <pic:nvPicPr>
+                    <pic:cNvPr id="0" name="08_final_negative_binomial_los_model_irr.png"/>
+                    <pic:cNvPicPr/>
+                  </pic:nvPicPr>
+                  <pic:blipFill>
+                    <a:blip r:embed="rId17"/>
+                    <a:stretch>
+                      <a:fillRect/>
+                    </a:stretch>
+                  </pic:blipFill>
+                  <pic:spPr>
+                    <a:xfrm>
+                      <a:off x="0" y="0"/>
+                      <a:ext cx="5486400" cy="3393697"/>
+                    </a:xfrm>
+                    <a:prstGeom prst="rect">
+                      <a:avLst/>
+                    </a:prstGeom>
+                  </pic:spPr>
+                </pic:pic>
+              </a:graphicData>
+            </a:graphic>
+          </wp:inline>
+        </w:drawing>
+      </w:r>
+    </w:p>
+    <w:p>
+      <w:pPr>
         <w:pStyle w:val="Heading1"/>
       </w:pPr>
       <w:r>
@@ -5414,6 +5447,7 @@
     </w:p>
     <w:p>
       <w:r>
+        <w:lastRenderedPageBreak/>
         <w:t xml:space="preserve">The report does not identify which clinical services should be expanded, reduced or redesigned. Its contribution is narrower and more operational: it provides a structured view of where inpatient cost and LOS are concentrated and which admission groups may require more detailed review. This can support hospital finance teams, oncology service planners, coding teams and data analysts by making resource-use patterns more visible and </w:t>
       </w:r>
       <w:proofErr w:type="gramStart"/>
@@ -5435,13 +5469,7 @@
         <w:rPr>
           <w:vertAlign w:val="superscript"/>
         </w:rPr>
-        <w:t xml:space="preserve"> </w:t>
-      </w:r>
-      <w:r>
-        <w:rPr>
-          <w:vertAlign w:val="superscript"/>
-        </w:rPr>
-        <w:t>,</w:t>
+        <w:t xml:space="preserve"> ,</w:t>
       </w:r>
       <w:r>
         <w:t>⁵</w:t>
@@ -5458,52 +5486,15 @@
     </w:p>
     <w:p>
       <w:r>
-        <w:t>O</w:t>
-      </w:r>
-      <w:r>
-        <w:t>ncology inpatient dashboards should include severity-adjusted cost and LOS measures, not only crude admission counts. Severity was consistently associated with cost, high-cost status and LOS, so unadjusted reporting may distort comparisons across diagnosis groups or admission pathways.</w:t>
-      </w:r>
-      <w:r>
-        <w:t xml:space="preserve"> </w:t>
+        <w:t xml:space="preserve">Oncology inpatient dashboards should include severity-adjusted cost and LOS measures, not only crude admission counts. Severity was consistently associated with cost, high-cost status and LOS, so unadjusted reporting may distort comparisons across diagnosis groups or admission pathways. </w:t>
       </w:r>
       <w:proofErr w:type="spellStart"/>
       <w:r>
-        <w:t>H</w:t>
-      </w:r>
-      <w:r>
-        <w:t>aematologic</w:t>
+        <w:t>Haematologic</w:t>
       </w:r>
       <w:proofErr w:type="spellEnd"/>
       <w:r>
-        <w:t xml:space="preserve"> cancer admissions should be monitored as a distinct resource-use group. The finding does not imply inappropriate care; it indicates that haematologic malignancy admissions had longer stays, higher expected costs and higher high-cost risk in this extract.</w:t>
-      </w:r>
-      <w:r>
-        <w:t xml:space="preserve"> H</w:t>
-      </w:r>
-      <w:r>
-        <w:t>igh-cost admissions should be monitored as a separate outcome rather than inferred from mean cost alone. The model diagnostic showed that the Gamma model was closer to the median than the mean, suggesting that the highest-cost tail contains information that average cost modelling may not fully capture.</w:t>
-      </w:r>
-      <w:r>
-        <w:t xml:space="preserve"> E</w:t>
-      </w:r>
-      <w:r>
-        <w:t xml:space="preserve">mergency admission should be interpreted with severity and diagnosis group. Emergency admissions had longer unadjusted LOS, but emergency status was not an independent positive marker of high cost in the </w:t>
-      </w:r>
-      <w:r>
-        <w:lastRenderedPageBreak/>
-        <w:t>adjusted models. Operational reporting should therefore avoid treating emergency status as the sole explanation for high oncology cost variation.</w:t>
-      </w:r>
-      <w:r>
-        <w:t xml:space="preserve"> Da</w:t>
-      </w:r>
-      <w:r>
-        <w:t>ta quality and coding transparency are part of the value of the analysis. The report was only possible because the extract was cleaned, cancer cohort definitions were documented and evidence tables were exported. Future iterations should strengthen the data dictionary, document all derived variables and maintain a reproducible evidence pack for review.</w:t>
-      </w:r>
-      <w:r>
-        <w:t xml:space="preserve"> </w:t>
-      </w:r>
-      <w:r>
-        <w:t>Policy translation should also consider actors, context and implementation. Evidence does not automatically change practice; it must be interpreted by the organisations and teams responsible for finance, coding, clinical service planning and data infrastructure.¹² The immediate value of this report is therefore a reproducible evidence base for targeted service review rather than a policy mandate.</w:t>
+        <w:t xml:space="preserve"> cancer admissions should be monitored as a distinct resource-use group. The finding does not imply inappropriate care; it indicates that haematologic malignancy admissions had longer stays, higher expected costs and higher high-cost risk in this extract. High-cost admissions should be monitored as a separate outcome rather than inferred from mean cost alone. The model diagnostic showed that the Gamma model was closer to the median than the mean, suggesting that the highest-cost tail contains information that average cost modelling may not fully capture. Emergency admission should be interpreted with severity and diagnosis group. Emergency admissions had longer unadjusted LOS, but emergency status was not an independent positive marker of high cost in the adjusted models. Operational reporting should therefore avoid treating emergency status as the sole explanation for high oncology cost variation. Data quality and coding transparency are part of the value of the analysis. The report was only possible because the extract was cleaned, cancer cohort definitions were documented and evidence tables were exported. Future iterations should strengthen the data dictionary, document all derived variables and maintain a reproducible evidence pack for review. Policy translation should also consider actors, context and implementation. Evidence does not automatically change practice; it must be interpreted by the organisations and teams responsible for finance, coding, clinical service planning and data infrastructure.¹² The immediate value of this report is therefore a reproducible evidence base for targeted service review rather than a policy mandate.</w:t>
       </w:r>
     </w:p>
     <w:p>
@@ -5566,7 +5557,11 @@
         <w:t xml:space="preserve"> This </w:t>
       </w:r>
       <w:r>
-        <w:t xml:space="preserve">report is not a full economic evaluation. It does not compare alternative interventions, estimate ICERs, measure QALYs or assess cost-effectiveness. A cost and utilisation analysis can inform planning, but it cannot determine whether one clinical pathway offers better value than </w:t>
+        <w:t xml:space="preserve">report is not a full economic evaluation. It does not compare </w:t>
+      </w:r>
+      <w:r>
+        <w:lastRenderedPageBreak/>
+        <w:t xml:space="preserve">alternative interventions, estimate ICERs, measure QALYs or assess cost-effectiveness. A cost and utilisation analysis can inform planning, but it cannot determine whether one clinical pathway offers better value than </w:t>
       </w:r>
       <w:proofErr w:type="gramStart"/>
       <w:r>
@@ -5606,7 +5601,6 @@
         <w:pStyle w:val="Heading1"/>
       </w:pPr>
       <w:r>
-        <w:lastRenderedPageBreak/>
         <w:t>Appendix A. Reproducibility and evidence pack</w:t>
       </w:r>
     </w:p>
@@ -7041,7 +7035,7 @@
       </w:r>
     </w:p>
     <w:sectPr>
-      <w:footerReference w:type="default" r:id="rId17"/>
+      <w:footerReference w:type="default" r:id="rId18"/>
       <w:pgSz w:w="12240" w:h="15840"/>
       <w:pgMar w:top="1008" w:right="1008" w:bottom="1008" w:left="1008" w:header="720" w:footer="720" w:gutter="0"/>
       <w:cols w:space="720"/>
